--- a/Задание 2а. Семчена, Сивцов.docx
+++ b/Задание 2а. Семчена, Сивцов.docx
@@ -1159,7 +1159,39 @@
           <w:rFonts w:ascii="Times New Roman" w:hAnsi="Times New Roman"/>
           <w:lang w:val="en-US"/>
         </w:rPr>
-        <w:t>(values: [</w:t>
+        <w:t>() {</w:t>
+      </w:r>
+    </w:p>
+    <w:p>
+      <w:pPr>
+        <w:spacing w:before="0" w:beforeAutospacing="0" w:after="0" w:afterAutospacing="0" w:line="320" w:lineRule="exact"/>
+        <w:rPr>
+          <w:rFonts w:ascii="Times New Roman" w:hAnsi="Times New Roman"/>
+          <w:lang w:val="en-US"/>
+        </w:rPr>
+      </w:pPr>
+      <w:r>
+        <w:rPr>
+          <w:rFonts w:ascii="Times New Roman" w:hAnsi="Times New Roman"/>
+          <w:lang w:val="en-US"/>
+        </w:rPr>
+        <w:t xml:space="preserve">    </w:t>
+      </w:r>
+      <w:proofErr w:type="gramStart"/>
+      <w:r>
+        <w:rPr>
+          <w:rFonts w:ascii="Times New Roman" w:hAnsi="Times New Roman"/>
+          <w:lang w:val="en-US"/>
+        </w:rPr>
+        <w:t>let</w:t>
+      </w:r>
+      <w:proofErr w:type="gramEnd"/>
+      <w:r>
+        <w:rPr>
+          <w:rFonts w:ascii="Times New Roman" w:hAnsi="Times New Roman"/>
+          <w:lang w:val="en-US"/>
+        </w:rPr>
+        <w:t xml:space="preserve"> threshold = </w:t>
       </w:r>
       <w:proofErr w:type="spellStart"/>
       <w:r>
@@ -1167,7 +1199,7 @@
           <w:rFonts w:ascii="Times New Roman" w:hAnsi="Times New Roman"/>
           <w:lang w:val="en-US"/>
         </w:rPr>
-        <w:t>Int</w:t>
+        <w:t>Int.random</w:t>
       </w:r>
       <w:proofErr w:type="spellEnd"/>
       <w:r>
@@ -1175,23 +1207,39 @@
           <w:rFonts w:ascii="Times New Roman" w:hAnsi="Times New Roman"/>
           <w:lang w:val="en-US"/>
         </w:rPr>
-        <w:t xml:space="preserve">], threshold: </w:t>
-      </w:r>
-      <w:proofErr w:type="spellStart"/>
-      <w:r>
-        <w:rPr>
-          <w:rFonts w:ascii="Times New Roman" w:hAnsi="Times New Roman"/>
-          <w:lang w:val="en-US"/>
-        </w:rPr>
-        <w:t>Int</w:t>
-      </w:r>
-      <w:proofErr w:type="spellEnd"/>
-      <w:r>
-        <w:rPr>
-          <w:rFonts w:ascii="Times New Roman" w:hAnsi="Times New Roman"/>
-          <w:lang w:val="en-US"/>
-        </w:rPr>
-        <w:t>) {</w:t>
+        <w:t>(in: 1...20)</w:t>
+      </w:r>
+    </w:p>
+    <w:p>
+      <w:pPr>
+        <w:spacing w:before="0" w:beforeAutospacing="0" w:after="0" w:afterAutospacing="0" w:line="320" w:lineRule="exact"/>
+        <w:rPr>
+          <w:rFonts w:ascii="Times New Roman" w:hAnsi="Times New Roman"/>
+          <w:lang w:val="en-US"/>
+        </w:rPr>
+      </w:pPr>
+      <w:r>
+        <w:rPr>
+          <w:rFonts w:ascii="Times New Roman" w:hAnsi="Times New Roman"/>
+          <w:lang w:val="en-US"/>
+        </w:rPr>
+        <w:t xml:space="preserve">    </w:t>
+      </w:r>
+      <w:proofErr w:type="gramStart"/>
+      <w:r>
+        <w:rPr>
+          <w:rFonts w:ascii="Times New Roman" w:hAnsi="Times New Roman"/>
+          <w:lang w:val="en-US"/>
+        </w:rPr>
+        <w:t>let</w:t>
+      </w:r>
+      <w:proofErr w:type="gramEnd"/>
+      <w:r>
+        <w:rPr>
+          <w:rFonts w:ascii="Times New Roman" w:hAnsi="Times New Roman"/>
+          <w:lang w:val="en-US"/>
+        </w:rPr>
+        <w:t xml:space="preserve"> values = [5, 101, 84, -3, 0, 47, -52]</w:t>
       </w:r>
     </w:p>
     <w:p>
@@ -1462,7 +1510,7 @@
           <w:rFonts w:ascii="Times New Roman" w:hAnsi="Times New Roman"/>
           <w:lang w:val="en-US"/>
         </w:rPr>
-        <w:t xml:space="preserve"> for-in</w:t>
+        <w:t xml:space="preserve"> for</w:t>
       </w:r>
     </w:p>
     <w:p>
@@ -1494,7 +1542,87 @@
           <w:rFonts w:ascii="Times New Roman" w:hAnsi="Times New Roman"/>
           <w:lang w:val="en-US"/>
         </w:rPr>
-        <w:t xml:space="preserve"> item in values {</w:t>
+        <w:t xml:space="preserve"> </w:t>
+      </w:r>
+      <w:proofErr w:type="spellStart"/>
+      <w:r>
+        <w:rPr>
+          <w:rFonts w:ascii="Times New Roman" w:hAnsi="Times New Roman"/>
+          <w:lang w:val="en-US"/>
+        </w:rPr>
+        <w:t>i</w:t>
+      </w:r>
+      <w:proofErr w:type="spellEnd"/>
+      <w:r>
+        <w:rPr>
+          <w:rFonts w:ascii="Times New Roman" w:hAnsi="Times New Roman"/>
+          <w:lang w:val="en-US"/>
+        </w:rPr>
+        <w:t xml:space="preserve"> in 0..&lt;</w:t>
+      </w:r>
+      <w:proofErr w:type="spellStart"/>
+      <w:r>
+        <w:rPr>
+          <w:rFonts w:ascii="Times New Roman" w:hAnsi="Times New Roman"/>
+          <w:lang w:val="en-US"/>
+        </w:rPr>
+        <w:t>values.count</w:t>
+      </w:r>
+      <w:proofErr w:type="spellEnd"/>
+      <w:r>
+        <w:rPr>
+          <w:rFonts w:ascii="Times New Roman" w:hAnsi="Times New Roman"/>
+          <w:lang w:val="en-US"/>
+        </w:rPr>
+        <w:t xml:space="preserve"> {</w:t>
+      </w:r>
+    </w:p>
+    <w:p>
+      <w:pPr>
+        <w:spacing w:before="0" w:beforeAutospacing="0" w:after="0" w:afterAutospacing="0" w:line="320" w:lineRule="exact"/>
+        <w:rPr>
+          <w:rFonts w:ascii="Times New Roman" w:hAnsi="Times New Roman"/>
+          <w:lang w:val="en-US"/>
+        </w:rPr>
+      </w:pPr>
+      <w:r>
+        <w:rPr>
+          <w:rFonts w:ascii="Times New Roman" w:hAnsi="Times New Roman"/>
+          <w:lang w:val="en-US"/>
+        </w:rPr>
+        <w:t xml:space="preserve">        </w:t>
+      </w:r>
+      <w:proofErr w:type="gramStart"/>
+      <w:r>
+        <w:rPr>
+          <w:rFonts w:ascii="Times New Roman" w:hAnsi="Times New Roman"/>
+          <w:lang w:val="en-US"/>
+        </w:rPr>
+        <w:t>let</w:t>
+      </w:r>
+      <w:proofErr w:type="gramEnd"/>
+      <w:r>
+        <w:rPr>
+          <w:rFonts w:ascii="Times New Roman" w:hAnsi="Times New Roman"/>
+          <w:lang w:val="en-US"/>
+        </w:rPr>
+        <w:t xml:space="preserve"> item = values[</w:t>
+      </w:r>
+      <w:proofErr w:type="spellStart"/>
+      <w:r>
+        <w:rPr>
+          <w:rFonts w:ascii="Times New Roman" w:hAnsi="Times New Roman"/>
+          <w:lang w:val="en-US"/>
+        </w:rPr>
+        <w:t>i</w:t>
+      </w:r>
+      <w:proofErr w:type="spellEnd"/>
+      <w:r>
+        <w:rPr>
+          <w:rFonts w:ascii="Times New Roman" w:hAnsi="Times New Roman"/>
+          <w:lang w:val="en-US"/>
+        </w:rPr>
+        <w:t xml:space="preserve">] </w:t>
       </w:r>
     </w:p>
     <w:p>
@@ -1979,6 +2107,32 @@
           <w:lang w:val="en-US"/>
         </w:rPr>
         <w:t xml:space="preserve">    }</w:t>
+      </w:r>
+    </w:p>
+    <w:p>
+      <w:pPr>
+        <w:spacing w:before="0" w:beforeAutospacing="0" w:after="0" w:afterAutospacing="0" w:line="320" w:lineRule="exact"/>
+        <w:rPr>
+          <w:rFonts w:ascii="Times New Roman" w:hAnsi="Times New Roman"/>
+          <w:lang w:val="en-US"/>
+        </w:rPr>
+      </w:pPr>
+    </w:p>
+    <w:p>
+      <w:pPr>
+        <w:spacing w:before="0" w:beforeAutospacing="0" w:after="0" w:afterAutospacing="0" w:line="320" w:lineRule="exact"/>
+        <w:rPr>
+          <w:rFonts w:ascii="Times New Roman" w:hAnsi="Times New Roman"/>
+          <w:lang w:val="en-US"/>
+        </w:rPr>
+      </w:pPr>
+      <w:r>
+        <w:rPr>
+          <w:rFonts w:ascii="Times New Roman" w:hAnsi="Times New Roman"/>
+          <w:lang w:val="en-US"/>
+        </w:rPr>
+        <w:lastRenderedPageBreak/>
+        <w:t xml:space="preserve">    </w:t>
       </w:r>
     </w:p>
     <w:p>
@@ -2117,7 +2271,6 @@
           <w:rFonts w:ascii="Times New Roman" w:hAnsi="Times New Roman"/>
           <w:lang w:val="en-US"/>
         </w:rPr>
-        <w:lastRenderedPageBreak/>
         <w:t xml:space="preserve">        </w:t>
       </w:r>
       <w:proofErr w:type="gramStart"/>
@@ -2649,6 +2802,39 @@
     </w:p>
     <w:p>
       <w:pPr>
+        <w:spacing w:before="0" w:beforeAutospacing="0" w:after="0" w:afterAutospacing="0" w:line="320" w:lineRule="exact"/>
+        <w:rPr>
+          <w:rFonts w:ascii="Times New Roman" w:hAnsi="Times New Roman"/>
+        </w:rPr>
+      </w:pPr>
+      <w:proofErr w:type="spellStart"/>
+      <w:proofErr w:type="gramStart"/>
+      <w:r>
+        <w:rPr>
+          <w:rFonts w:ascii="Times New Roman" w:hAnsi="Times New Roman"/>
+          <w:lang w:val="en-US"/>
+        </w:rPr>
+        <w:t>processData</w:t>
+      </w:r>
+      <w:proofErr w:type="spellEnd"/>
+      <w:r>
+        <w:rPr>
+          <w:rFonts w:ascii="Times New Roman" w:hAnsi="Times New Roman"/>
+        </w:rPr>
+        <w:t>()</w:t>
+      </w:r>
+      <w:proofErr w:type="gramEnd"/>
+    </w:p>
+    <w:p>
+      <w:pPr>
+        <w:spacing w:before="0" w:beforeAutospacing="0" w:after="0" w:afterAutospacing="0" w:line="320" w:lineRule="exact"/>
+        <w:rPr>
+          <w:rFonts w:ascii="Times New Roman" w:hAnsi="Times New Roman"/>
+        </w:rPr>
+      </w:pPr>
+    </w:p>
+    <w:p>
+      <w:pPr>
         <w:spacing w:before="0" w:beforeAutospacing="0" w:after="160" w:afterAutospacing="0" w:line="259" w:lineRule="auto"/>
         <w:rPr>
           <w:rFonts w:ascii="Times New Roman" w:hAnsi="Times New Roman"/>
@@ -2730,7 +2916,7 @@
         <w:rPr>
           <w:rFonts w:ascii="Times New Roman" w:hAnsi="Times New Roman"/>
         </w:rPr>
-        <w:t>=10/27</w:t>
+        <w:t>=10/30</w:t>
       </w:r>
       <w:r>
         <w:rPr>
@@ -2738,6 +2924,12 @@
         </w:rPr>
         <w:t>=</w:t>
       </w:r>
+      <w:r>
+        <w:rPr>
+          <w:rFonts w:ascii="Times New Roman" w:hAnsi="Times New Roman"/>
+        </w:rPr>
+        <w:t>0,333</w:t>
+      </w:r>
     </w:p>
     <w:p>
       <w:pPr>
@@ -2752,8 +2944,6 @@
         </w:rPr>
         <w:t xml:space="preserve">Максимальный уровень вложенности: </w:t>
       </w:r>
-      <w:bookmarkStart w:id="0" w:name="_GoBack"/>
-      <w:bookmarkEnd w:id="0"/>
       <w:r>
         <w:rPr>
           <w:rFonts w:ascii="Times New Roman" w:hAnsi="Times New Roman"/>
@@ -2852,6 +3042,34 @@
         </w:rPr>
         <w:t xml:space="preserve">. </w:t>
       </w:r>
+      <w:r>
+        <w:rPr>
+          <w:rFonts w:ascii="Times New Roman" w:hAnsi="Times New Roman"/>
+        </w:rPr>
+        <w:t xml:space="preserve">Отметим, что при расчете относительной сложности данный </w:t>
+      </w:r>
+      <w:proofErr w:type="spellStart"/>
+      <w:r>
+        <w:rPr>
+          <w:rFonts w:ascii="Times New Roman" w:hAnsi="Times New Roman"/>
+        </w:rPr>
+        <w:t>парсер</w:t>
+      </w:r>
+      <w:proofErr w:type="spellEnd"/>
+      <w:r>
+        <w:rPr>
+          <w:rFonts w:ascii="Times New Roman" w:hAnsi="Times New Roman"/>
+        </w:rPr>
+        <w:t xml:space="preserve"> относит к операторам </w:t>
+      </w:r>
+    </w:p>
+    <w:p>
+      <w:pPr>
+        <w:spacing w:before="0" w:beforeAutospacing="0" w:after="160" w:afterAutospacing="0" w:line="259" w:lineRule="auto"/>
+        <w:rPr>
+          <w:rFonts w:ascii="Times New Roman" w:hAnsi="Times New Roman"/>
+        </w:rPr>
+      </w:pPr>
       <w:r>
         <w:rPr>
           <w:rFonts w:ascii="Times New Roman" w:hAnsi="Times New Roman"/>
@@ -2877,6 +3095,7 @@
         <w:rPr>
           <w:noProof/>
         </w:rPr>
+        <w:lastRenderedPageBreak/>
         <w:drawing>
           <wp:inline distT="0" distB="0" distL="0" distR="0" wp14:anchorId="382E8878" wp14:editId="27DA5EFE">
             <wp:extent cx="3793414" cy="3611880"/>
@@ -2985,6 +3204,7 @@
           <w:rFonts w:ascii="Times New Roman" w:hAnsi="Times New Roman"/>
         </w:rPr>
       </w:pPr>
+      <w:bookmarkStart w:id="0" w:name="_GoBack"/>
       <w:r>
         <w:rPr>
           <w:rFonts w:ascii="Times New Roman" w:hAnsi="Times New Roman"/>
@@ -2993,16 +3213,16 @@
         <w:drawing>
           <wp:anchor distT="0" distB="0" distL="114300" distR="114300" simplePos="0" relativeHeight="251658240" behindDoc="0" locked="0" layoutInCell="1" allowOverlap="1">
             <wp:simplePos x="0" y="0"/>
-            <wp:positionH relativeFrom="margin">
-              <wp:align>left</wp:align>
+            <wp:positionH relativeFrom="column">
+              <wp:posOffset>-20955</wp:posOffset>
             </wp:positionH>
             <wp:positionV relativeFrom="paragraph">
-              <wp:posOffset>269240</wp:posOffset>
+              <wp:posOffset>360680</wp:posOffset>
             </wp:positionV>
-            <wp:extent cx="5940425" cy="6410960"/>
-            <wp:effectExtent l="0" t="0" r="3175" b="8890"/>
+            <wp:extent cx="5940425" cy="7677785"/>
+            <wp:effectExtent l="0" t="0" r="3175" b="0"/>
             <wp:wrapTopAndBottom/>
-            <wp:docPr id="4" name="Рисунок 4"/>
+            <wp:docPr id="2" name="Рисунок 2"/>
             <wp:cNvGraphicFramePr>
               <a:graphicFrameLocks xmlns:a="http://schemas.openxmlformats.org/drawingml/2006/main" noChangeAspect="1"/>
             </wp:cNvGraphicFramePr>
@@ -3010,7 +3230,7 @@
               <a:graphicData uri="http://schemas.openxmlformats.org/drawingml/2006/picture">
                 <pic:pic xmlns:pic="http://schemas.openxmlformats.org/drawingml/2006/picture">
                   <pic:nvPicPr>
-                    <pic:cNvPr id="4" name="алгоритм.drawio (2).png"/>
+                    <pic:cNvPr id="2" name="алгоритм.drawio (3).png"/>
                     <pic:cNvPicPr/>
                   </pic:nvPicPr>
                   <pic:blipFill>
@@ -3028,7 +3248,7 @@
                   <pic:spPr>
                     <a:xfrm>
                       <a:off x="0" y="0"/>
-                      <a:ext cx="5940425" cy="6410960"/>
+                      <a:ext cx="5940425" cy="7677785"/>
                     </a:xfrm>
                     <a:prstGeom prst="rect">
                       <a:avLst/>
@@ -3037,15 +3257,10 @@
                 </pic:pic>
               </a:graphicData>
             </a:graphic>
-            <wp14:sizeRelH relativeFrom="page">
-              <wp14:pctWidth>0</wp14:pctWidth>
-            </wp14:sizeRelH>
-            <wp14:sizeRelV relativeFrom="page">
-              <wp14:pctHeight>0</wp14:pctHeight>
-            </wp14:sizeRelV>
           </wp:anchor>
         </w:drawing>
       </w:r>
+      <w:bookmarkEnd w:id="0"/>
     </w:p>
     <w:p>
       <w:pPr>

--- a/Задание 2а. Семчена, Сивцов.docx
+++ b/Задание 2а. Семчена, Сивцов.docx
@@ -1936,6 +1936,7 @@
         <w:spacing w:before="0" w:beforeAutospacing="0" w:after="0" w:afterAutospacing="0" w:line="320" w:lineRule="exact"/>
         <w:rPr>
           <w:rFonts w:ascii="Times New Roman" w:hAnsi="Times New Roman"/>
+          <w:lang w:val="en-US"/>
         </w:rPr>
       </w:pPr>
       <w:r>
@@ -1957,6 +1958,7 @@
       <w:r>
         <w:rPr>
           <w:rFonts w:ascii="Times New Roman" w:hAnsi="Times New Roman"/>
+          <w:lang w:val="en-US"/>
         </w:rPr>
         <w:t xml:space="preserve"> </w:t>
       </w:r>
@@ -1970,9 +1972,11 @@
       <w:r>
         <w:rPr>
           <w:rFonts w:ascii="Times New Roman" w:hAnsi="Times New Roman"/>
+          <w:lang w:val="en-US"/>
         </w:rPr>
         <w:t xml:space="preserve"> &lt; </w:t>
       </w:r>
+      <w:proofErr w:type="spellStart"/>
       <w:r>
         <w:rPr>
           <w:rFonts w:ascii="Times New Roman" w:hAnsi="Times New Roman"/>
@@ -1983,6 +1987,7 @@
       <w:r>
         <w:rPr>
           <w:rFonts w:ascii="Times New Roman" w:hAnsi="Times New Roman"/>
+          <w:lang w:val="en-US"/>
         </w:rPr>
         <w:t>.</w:t>
       </w:r>
@@ -1993,9 +1998,11 @@
         </w:rPr>
         <w:t>count</w:t>
       </w:r>
-      <w:r>
-        <w:rPr>
-          <w:rFonts w:ascii="Times New Roman" w:hAnsi="Times New Roman"/>
+      <w:proofErr w:type="spellEnd"/>
+      <w:r>
+        <w:rPr>
+          <w:rFonts w:ascii="Times New Roman" w:hAnsi="Times New Roman"/>
+          <w:lang w:val="en-US"/>
         </w:rPr>
         <w:t xml:space="preserve"> {</w:t>
       </w:r>
@@ -2010,8 +2017,15 @@
       <w:r>
         <w:rPr>
           <w:rFonts w:ascii="Times New Roman" w:hAnsi="Times New Roman"/>
-        </w:rPr>
-        <w:t xml:space="preserve">        // 5. Тернарный условный оператор</w:t>
+          <w:lang w:val="en-US"/>
+        </w:rPr>
+        <w:t xml:space="preserve">        </w:t>
+      </w:r>
+      <w:r>
+        <w:rPr>
+          <w:rFonts w:ascii="Times New Roman" w:hAnsi="Times New Roman"/>
+        </w:rPr>
+        <w:t>// 5. Тернарный условный оператор</w:t>
       </w:r>
     </w:p>
     <w:p>
@@ -2320,15 +2334,68 @@
         <w:spacing w:before="0" w:beforeAutospacing="0" w:after="0" w:afterAutospacing="0" w:line="320" w:lineRule="exact"/>
         <w:rPr>
           <w:rFonts w:ascii="Times New Roman" w:hAnsi="Times New Roman"/>
-          <w:lang w:val="en-US"/>
-        </w:rPr>
-      </w:pPr>
-      <w:r>
-        <w:rPr>
-          <w:rFonts w:ascii="Times New Roman" w:hAnsi="Times New Roman"/>
-          <w:lang w:val="en-US"/>
-        </w:rPr>
-        <w:t xml:space="preserve">    // </w:t>
+        </w:rPr>
+      </w:pPr>
+      <w:r>
+        <w:rPr>
+          <w:rFonts w:ascii="Times New Roman" w:hAnsi="Times New Roman"/>
+          <w:lang w:val="en-US"/>
+        </w:rPr>
+        <w:t xml:space="preserve">    </w:t>
+      </w:r>
+      <w:r>
+        <w:rPr>
+          <w:rFonts w:ascii="Times New Roman" w:hAnsi="Times New Roman"/>
+        </w:rPr>
+        <w:t xml:space="preserve">// 7. Оператор множественного выбора </w:t>
+      </w:r>
+      <w:r>
+        <w:rPr>
+          <w:rFonts w:ascii="Times New Roman" w:hAnsi="Times New Roman"/>
+          <w:lang w:val="en-US"/>
+        </w:rPr>
+        <w:t>switch</w:t>
+      </w:r>
+      <w:r>
+        <w:rPr>
+          <w:rFonts w:ascii="Times New Roman" w:hAnsi="Times New Roman"/>
+        </w:rPr>
+        <w:t>-</w:t>
+      </w:r>
+      <w:r>
+        <w:rPr>
+          <w:rFonts w:ascii="Times New Roman" w:hAnsi="Times New Roman"/>
+          <w:lang w:val="en-US"/>
+        </w:rPr>
+        <w:t>case</w:t>
+      </w:r>
+      <w:r>
+        <w:rPr>
+          <w:rFonts w:ascii="Times New Roman" w:hAnsi="Times New Roman"/>
+        </w:rPr>
+        <w:t>-</w:t>
+      </w:r>
+      <w:r>
+        <w:rPr>
+          <w:rFonts w:ascii="Times New Roman" w:hAnsi="Times New Roman"/>
+          <w:lang w:val="en-US"/>
+        </w:rPr>
+        <w:t>default</w:t>
+      </w:r>
+    </w:p>
+    <w:p>
+      <w:pPr>
+        <w:spacing w:before="0" w:beforeAutospacing="0" w:after="0" w:afterAutospacing="0" w:line="320" w:lineRule="exact"/>
+        <w:rPr>
+          <w:rFonts w:ascii="Times New Roman" w:hAnsi="Times New Roman"/>
+          <w:lang w:val="en-US"/>
+        </w:rPr>
+      </w:pPr>
+      <w:r>
+        <w:rPr>
+          <w:rFonts w:ascii="Times New Roman" w:hAnsi="Times New Roman"/>
+        </w:rPr>
+        <w:t xml:space="preserve">    </w:t>
       </w:r>
       <w:proofErr w:type="gramStart"/>
       <w:r>
@@ -2336,7 +2403,7 @@
           <w:rFonts w:ascii="Times New Roman" w:hAnsi="Times New Roman"/>
           <w:lang w:val="en-US"/>
         </w:rPr>
-        <w:t>7</w:t>
+        <w:t>let</w:t>
       </w:r>
       <w:proofErr w:type="gramEnd"/>
       <w:r>
@@ -2344,7 +2411,103 @@
           <w:rFonts w:ascii="Times New Roman" w:hAnsi="Times New Roman"/>
           <w:lang w:val="en-US"/>
         </w:rPr>
-        <w:t xml:space="preserve">. </w:t>
+        <w:t xml:space="preserve"> code = threshold % 4</w:t>
+      </w:r>
+    </w:p>
+    <w:p>
+      <w:pPr>
+        <w:spacing w:before="0" w:beforeAutospacing="0" w:after="0" w:afterAutospacing="0" w:line="320" w:lineRule="exact"/>
+        <w:rPr>
+          <w:rFonts w:ascii="Times New Roman" w:hAnsi="Times New Roman"/>
+          <w:lang w:val="en-US"/>
+        </w:rPr>
+      </w:pPr>
+      <w:r>
+        <w:rPr>
+          <w:rFonts w:ascii="Times New Roman" w:hAnsi="Times New Roman"/>
+          <w:lang w:val="en-US"/>
+        </w:rPr>
+        <w:t xml:space="preserve">    </w:t>
+      </w:r>
+      <w:proofErr w:type="gramStart"/>
+      <w:r>
+        <w:rPr>
+          <w:rFonts w:ascii="Times New Roman" w:hAnsi="Times New Roman"/>
+          <w:lang w:val="en-US"/>
+        </w:rPr>
+        <w:t>switch</w:t>
+      </w:r>
+      <w:proofErr w:type="gramEnd"/>
+      <w:r>
+        <w:rPr>
+          <w:rFonts w:ascii="Times New Roman" w:hAnsi="Times New Roman"/>
+          <w:lang w:val="en-US"/>
+        </w:rPr>
+        <w:t xml:space="preserve"> code {</w:t>
+      </w:r>
+    </w:p>
+    <w:p>
+      <w:pPr>
+        <w:spacing w:before="0" w:beforeAutospacing="0" w:after="0" w:afterAutospacing="0" w:line="320" w:lineRule="exact"/>
+        <w:rPr>
+          <w:rFonts w:ascii="Times New Roman" w:hAnsi="Times New Roman"/>
+          <w:lang w:val="en-US"/>
+        </w:rPr>
+      </w:pPr>
+      <w:r>
+        <w:rPr>
+          <w:rFonts w:ascii="Times New Roman" w:hAnsi="Times New Roman"/>
+          <w:lang w:val="en-US"/>
+        </w:rPr>
+        <w:t xml:space="preserve">    </w:t>
+      </w:r>
+      <w:proofErr w:type="gramStart"/>
+      <w:r>
+        <w:rPr>
+          <w:rFonts w:ascii="Times New Roman" w:hAnsi="Times New Roman"/>
+          <w:lang w:val="en-US"/>
+        </w:rPr>
+        <w:t>case</w:t>
+      </w:r>
+      <w:proofErr w:type="gramEnd"/>
+      <w:r>
+        <w:rPr>
+          <w:rFonts w:ascii="Times New Roman" w:hAnsi="Times New Roman"/>
+          <w:lang w:val="en-US"/>
+        </w:rPr>
+        <w:t xml:space="preserve"> 0:</w:t>
+      </w:r>
+    </w:p>
+    <w:p>
+      <w:pPr>
+        <w:spacing w:before="0" w:beforeAutospacing="0" w:after="0" w:afterAutospacing="0" w:line="320" w:lineRule="exact"/>
+        <w:rPr>
+          <w:rFonts w:ascii="Times New Roman" w:hAnsi="Times New Roman"/>
+          <w:lang w:val="en-US"/>
+        </w:rPr>
+      </w:pPr>
+      <w:r>
+        <w:rPr>
+          <w:rFonts w:ascii="Times New Roman" w:hAnsi="Times New Roman"/>
+          <w:lang w:val="en-US"/>
+        </w:rPr>
+        <w:t xml:space="preserve">        </w:t>
+      </w:r>
+      <w:proofErr w:type="gramStart"/>
+      <w:r>
+        <w:rPr>
+          <w:rFonts w:ascii="Times New Roman" w:hAnsi="Times New Roman"/>
+          <w:lang w:val="en-US"/>
+        </w:rPr>
+        <w:t>print(</w:t>
+      </w:r>
+      <w:proofErr w:type="gramEnd"/>
+      <w:r>
+        <w:rPr>
+          <w:rFonts w:ascii="Times New Roman" w:hAnsi="Times New Roman"/>
+          <w:lang w:val="en-US"/>
+        </w:rPr>
+        <w:t>"</w:t>
       </w:r>
       <w:proofErr w:type="spellStart"/>
       <w:r>
@@ -2352,7 +2515,7 @@
           <w:rFonts w:ascii="Times New Roman" w:hAnsi="Times New Roman"/>
           <w:lang w:val="en-US"/>
         </w:rPr>
-        <w:t>Оператор</w:t>
+        <w:t>Категория</w:t>
       </w:r>
       <w:proofErr w:type="spellEnd"/>
       <w:r>
@@ -2360,39 +2523,7 @@
           <w:rFonts w:ascii="Times New Roman" w:hAnsi="Times New Roman"/>
           <w:lang w:val="en-US"/>
         </w:rPr>
-        <w:t xml:space="preserve"> </w:t>
-      </w:r>
-      <w:proofErr w:type="spellStart"/>
-      <w:r>
-        <w:rPr>
-          <w:rFonts w:ascii="Times New Roman" w:hAnsi="Times New Roman"/>
-          <w:lang w:val="en-US"/>
-        </w:rPr>
-        <w:t>множественного</w:t>
-      </w:r>
-      <w:proofErr w:type="spellEnd"/>
-      <w:r>
-        <w:rPr>
-          <w:rFonts w:ascii="Times New Roman" w:hAnsi="Times New Roman"/>
-          <w:lang w:val="en-US"/>
-        </w:rPr>
-        <w:t xml:space="preserve"> </w:t>
-      </w:r>
-      <w:proofErr w:type="spellStart"/>
-      <w:r>
-        <w:rPr>
-          <w:rFonts w:ascii="Times New Roman" w:hAnsi="Times New Roman"/>
-          <w:lang w:val="en-US"/>
-        </w:rPr>
-        <w:t>выбора</w:t>
-      </w:r>
-      <w:proofErr w:type="spellEnd"/>
-      <w:r>
-        <w:rPr>
-          <w:rFonts w:ascii="Times New Roman" w:hAnsi="Times New Roman"/>
-          <w:lang w:val="en-US"/>
-        </w:rPr>
-        <w:t xml:space="preserve"> switch-case-default</w:t>
+        <w:t xml:space="preserve"> A")</w:t>
       </w:r>
     </w:p>
     <w:p>
@@ -2416,7 +2547,7 @@
           <w:rFonts w:ascii="Times New Roman" w:hAnsi="Times New Roman"/>
           <w:lang w:val="en-US"/>
         </w:rPr>
-        <w:t>let</w:t>
+        <w:t>case</w:t>
       </w:r>
       <w:proofErr w:type="gramEnd"/>
       <w:r>
@@ -2424,21 +2555,68 @@
           <w:rFonts w:ascii="Times New Roman" w:hAnsi="Times New Roman"/>
           <w:lang w:val="en-US"/>
         </w:rPr>
-        <w:t xml:space="preserve"> code = threshold % 4</w:t>
-      </w:r>
-    </w:p>
-    <w:p>
-      <w:pPr>
-        <w:spacing w:before="0" w:beforeAutospacing="0" w:after="0" w:afterAutospacing="0" w:line="320" w:lineRule="exact"/>
-        <w:rPr>
-          <w:rFonts w:ascii="Times New Roman" w:hAnsi="Times New Roman"/>
-          <w:lang w:val="en-US"/>
-        </w:rPr>
-      </w:pPr>
-      <w:r>
-        <w:rPr>
-          <w:rFonts w:ascii="Times New Roman" w:hAnsi="Times New Roman"/>
-          <w:lang w:val="en-US"/>
+        <w:t xml:space="preserve"> 1:</w:t>
+      </w:r>
+    </w:p>
+    <w:p>
+      <w:pPr>
+        <w:spacing w:before="0" w:beforeAutospacing="0" w:after="0" w:afterAutospacing="0" w:line="320" w:lineRule="exact"/>
+        <w:rPr>
+          <w:rFonts w:ascii="Times New Roman" w:hAnsi="Times New Roman"/>
+        </w:rPr>
+      </w:pPr>
+      <w:r>
+        <w:rPr>
+          <w:rFonts w:ascii="Times New Roman" w:hAnsi="Times New Roman"/>
+          <w:lang w:val="en-US"/>
+        </w:rPr>
+        <w:t xml:space="preserve">        </w:t>
+      </w:r>
+      <w:proofErr w:type="gramStart"/>
+      <w:r>
+        <w:rPr>
+          <w:rFonts w:ascii="Times New Roman" w:hAnsi="Times New Roman"/>
+          <w:lang w:val="en-US"/>
+        </w:rPr>
+        <w:t>print</w:t>
+      </w:r>
+      <w:r>
+        <w:rPr>
+          <w:rFonts w:ascii="Times New Roman" w:hAnsi="Times New Roman"/>
+        </w:rPr>
+        <w:t>(</w:t>
+      </w:r>
+      <w:proofErr w:type="gramEnd"/>
+      <w:r>
+        <w:rPr>
+          <w:rFonts w:ascii="Times New Roman" w:hAnsi="Times New Roman"/>
+        </w:rPr>
+        <w:t xml:space="preserve">"Категория </w:t>
+      </w:r>
+      <w:r>
+        <w:rPr>
+          <w:rFonts w:ascii="Times New Roman" w:hAnsi="Times New Roman"/>
+          <w:lang w:val="en-US"/>
+        </w:rPr>
+        <w:t>B</w:t>
+      </w:r>
+      <w:r>
+        <w:rPr>
+          <w:rFonts w:ascii="Times New Roman" w:hAnsi="Times New Roman"/>
+        </w:rPr>
+        <w:t>")</w:t>
+      </w:r>
+    </w:p>
+    <w:p>
+      <w:pPr>
+        <w:spacing w:before="0" w:beforeAutospacing="0" w:after="0" w:afterAutospacing="0" w:line="320" w:lineRule="exact"/>
+        <w:rPr>
+          <w:rFonts w:ascii="Times New Roman" w:hAnsi="Times New Roman"/>
+        </w:rPr>
+      </w:pPr>
+      <w:r>
+        <w:rPr>
+          <w:rFonts w:ascii="Times New Roman" w:hAnsi="Times New Roman"/>
         </w:rPr>
         <w:t xml:space="preserve">    </w:t>
       </w:r>
@@ -2448,205 +2626,12 @@
           <w:rFonts w:ascii="Times New Roman" w:hAnsi="Times New Roman"/>
           <w:lang w:val="en-US"/>
         </w:rPr>
-        <w:t>switch</w:t>
+        <w:t>case</w:t>
       </w:r>
       <w:proofErr w:type="gramEnd"/>
       <w:r>
         <w:rPr>
           <w:rFonts w:ascii="Times New Roman" w:hAnsi="Times New Roman"/>
-          <w:lang w:val="en-US"/>
-        </w:rPr>
-        <w:t xml:space="preserve"> code {</w:t>
-      </w:r>
-    </w:p>
-    <w:p>
-      <w:pPr>
-        <w:spacing w:before="0" w:beforeAutospacing="0" w:after="0" w:afterAutospacing="0" w:line="320" w:lineRule="exact"/>
-        <w:rPr>
-          <w:rFonts w:ascii="Times New Roman" w:hAnsi="Times New Roman"/>
-          <w:lang w:val="en-US"/>
-        </w:rPr>
-      </w:pPr>
-      <w:r>
-        <w:rPr>
-          <w:rFonts w:ascii="Times New Roman" w:hAnsi="Times New Roman"/>
-          <w:lang w:val="en-US"/>
-        </w:rPr>
-        <w:t xml:space="preserve">    </w:t>
-      </w:r>
-      <w:proofErr w:type="gramStart"/>
-      <w:r>
-        <w:rPr>
-          <w:rFonts w:ascii="Times New Roman" w:hAnsi="Times New Roman"/>
-          <w:lang w:val="en-US"/>
-        </w:rPr>
-        <w:t>case</w:t>
-      </w:r>
-      <w:proofErr w:type="gramEnd"/>
-      <w:r>
-        <w:rPr>
-          <w:rFonts w:ascii="Times New Roman" w:hAnsi="Times New Roman"/>
-          <w:lang w:val="en-US"/>
-        </w:rPr>
-        <w:t xml:space="preserve"> 0:</w:t>
-      </w:r>
-    </w:p>
-    <w:p>
-      <w:pPr>
-        <w:spacing w:before="0" w:beforeAutospacing="0" w:after="0" w:afterAutospacing="0" w:line="320" w:lineRule="exact"/>
-        <w:rPr>
-          <w:rFonts w:ascii="Times New Roman" w:hAnsi="Times New Roman"/>
-          <w:lang w:val="en-US"/>
-        </w:rPr>
-      </w:pPr>
-      <w:r>
-        <w:rPr>
-          <w:rFonts w:ascii="Times New Roman" w:hAnsi="Times New Roman"/>
-          <w:lang w:val="en-US"/>
-        </w:rPr>
-        <w:t xml:space="preserve">        </w:t>
-      </w:r>
-      <w:proofErr w:type="gramStart"/>
-      <w:r>
-        <w:rPr>
-          <w:rFonts w:ascii="Times New Roman" w:hAnsi="Times New Roman"/>
-          <w:lang w:val="en-US"/>
-        </w:rPr>
-        <w:t>print(</w:t>
-      </w:r>
-      <w:proofErr w:type="gramEnd"/>
-      <w:r>
-        <w:rPr>
-          <w:rFonts w:ascii="Times New Roman" w:hAnsi="Times New Roman"/>
-          <w:lang w:val="en-US"/>
-        </w:rPr>
-        <w:t>"</w:t>
-      </w:r>
-      <w:proofErr w:type="spellStart"/>
-      <w:r>
-        <w:rPr>
-          <w:rFonts w:ascii="Times New Roman" w:hAnsi="Times New Roman"/>
-          <w:lang w:val="en-US"/>
-        </w:rPr>
-        <w:t>Категория</w:t>
-      </w:r>
-      <w:proofErr w:type="spellEnd"/>
-      <w:r>
-        <w:rPr>
-          <w:rFonts w:ascii="Times New Roman" w:hAnsi="Times New Roman"/>
-          <w:lang w:val="en-US"/>
-        </w:rPr>
-        <w:t xml:space="preserve"> A")</w:t>
-      </w:r>
-    </w:p>
-    <w:p>
-      <w:pPr>
-        <w:spacing w:before="0" w:beforeAutospacing="0" w:after="0" w:afterAutospacing="0" w:line="320" w:lineRule="exact"/>
-        <w:rPr>
-          <w:rFonts w:ascii="Times New Roman" w:hAnsi="Times New Roman"/>
-          <w:lang w:val="en-US"/>
-        </w:rPr>
-      </w:pPr>
-      <w:r>
-        <w:rPr>
-          <w:rFonts w:ascii="Times New Roman" w:hAnsi="Times New Roman"/>
-          <w:lang w:val="en-US"/>
-        </w:rPr>
-        <w:t xml:space="preserve">    </w:t>
-      </w:r>
-      <w:proofErr w:type="gramStart"/>
-      <w:r>
-        <w:rPr>
-          <w:rFonts w:ascii="Times New Roman" w:hAnsi="Times New Roman"/>
-          <w:lang w:val="en-US"/>
-        </w:rPr>
-        <w:t>case</w:t>
-      </w:r>
-      <w:proofErr w:type="gramEnd"/>
-      <w:r>
-        <w:rPr>
-          <w:rFonts w:ascii="Times New Roman" w:hAnsi="Times New Roman"/>
-          <w:lang w:val="en-US"/>
-        </w:rPr>
-        <w:t xml:space="preserve"> 1:</w:t>
-      </w:r>
-    </w:p>
-    <w:p>
-      <w:pPr>
-        <w:spacing w:before="0" w:beforeAutospacing="0" w:after="0" w:afterAutospacing="0" w:line="320" w:lineRule="exact"/>
-        <w:rPr>
-          <w:rFonts w:ascii="Times New Roman" w:hAnsi="Times New Roman"/>
-          <w:lang w:val="en-US"/>
-        </w:rPr>
-      </w:pPr>
-      <w:r>
-        <w:rPr>
-          <w:rFonts w:ascii="Times New Roman" w:hAnsi="Times New Roman"/>
-          <w:lang w:val="en-US"/>
-        </w:rPr>
-        <w:t xml:space="preserve">        </w:t>
-      </w:r>
-      <w:proofErr w:type="gramStart"/>
-      <w:r>
-        <w:rPr>
-          <w:rFonts w:ascii="Times New Roman" w:hAnsi="Times New Roman"/>
-          <w:lang w:val="en-US"/>
-        </w:rPr>
-        <w:t>print(</w:t>
-      </w:r>
-      <w:proofErr w:type="gramEnd"/>
-      <w:r>
-        <w:rPr>
-          <w:rFonts w:ascii="Times New Roman" w:hAnsi="Times New Roman"/>
-          <w:lang w:val="en-US"/>
-        </w:rPr>
-        <w:t>"</w:t>
-      </w:r>
-      <w:proofErr w:type="spellStart"/>
-      <w:r>
-        <w:rPr>
-          <w:rFonts w:ascii="Times New Roman" w:hAnsi="Times New Roman"/>
-          <w:lang w:val="en-US"/>
-        </w:rPr>
-        <w:t>Категория</w:t>
-      </w:r>
-      <w:proofErr w:type="spellEnd"/>
-      <w:r>
-        <w:rPr>
-          <w:rFonts w:ascii="Times New Roman" w:hAnsi="Times New Roman"/>
-          <w:lang w:val="en-US"/>
-        </w:rPr>
-        <w:t xml:space="preserve"> B")</w:t>
-      </w:r>
-    </w:p>
-    <w:p>
-      <w:pPr>
-        <w:spacing w:before="0" w:beforeAutospacing="0" w:after="0" w:afterAutospacing="0" w:line="320" w:lineRule="exact"/>
-        <w:rPr>
-          <w:rFonts w:ascii="Times New Roman" w:hAnsi="Times New Roman"/>
-          <w:lang w:val="en-US"/>
-        </w:rPr>
-      </w:pPr>
-      <w:r>
-        <w:rPr>
-          <w:rFonts w:ascii="Times New Roman" w:hAnsi="Times New Roman"/>
-          <w:lang w:val="en-US"/>
-        </w:rPr>
-        <w:t xml:space="preserve">    </w:t>
-      </w:r>
-      <w:proofErr w:type="gramStart"/>
-      <w:r>
-        <w:rPr>
-          <w:rFonts w:ascii="Times New Roman" w:hAnsi="Times New Roman"/>
-          <w:lang w:val="en-US"/>
-        </w:rPr>
-        <w:t>case</w:t>
-      </w:r>
-      <w:proofErr w:type="gramEnd"/>
-      <w:r>
-        <w:rPr>
-          <w:rFonts w:ascii="Times New Roman" w:hAnsi="Times New Roman"/>
-          <w:lang w:val="en-US"/>
         </w:rPr>
         <w:t xml:space="preserve"> 2:</w:t>
       </w:r>
@@ -2661,7 +2646,6 @@
       <w:r>
         <w:rPr>
           <w:rFonts w:ascii="Times New Roman" w:hAnsi="Times New Roman"/>
-          <w:lang w:val="en-US"/>
         </w:rPr>
         <w:t xml:space="preserve">        </w:t>
       </w:r>
@@ -2835,6 +2819,14 @@
     </w:p>
     <w:p>
       <w:pPr>
+        <w:spacing w:before="0" w:beforeAutospacing="0" w:after="0" w:afterAutospacing="0" w:line="320" w:lineRule="exact"/>
+        <w:rPr>
+          <w:rFonts w:ascii="Times New Roman" w:hAnsi="Times New Roman"/>
+        </w:rPr>
+      </w:pPr>
+    </w:p>
+    <w:p>
+      <w:pPr>
         <w:spacing w:before="0" w:beforeAutospacing="0" w:after="160" w:afterAutospacing="0" w:line="259" w:lineRule="auto"/>
         <w:rPr>
           <w:rFonts w:ascii="Times New Roman" w:hAnsi="Times New Roman"/>
@@ -2916,7 +2908,14 @@
         <w:rPr>
           <w:rFonts w:ascii="Times New Roman" w:hAnsi="Times New Roman"/>
         </w:rPr>
-        <w:t>=10/30</w:t>
+        <w:t>=10/3</w:t>
+      </w:r>
+      <w:r>
+        <w:rPr>
+          <w:rFonts w:ascii="Times New Roman" w:hAnsi="Times New Roman"/>
+          <w:lang w:val="en-US"/>
+        </w:rPr>
+        <w:t>1</w:t>
       </w:r>
       <w:r>
         <w:rPr>
@@ -2928,7 +2927,7 @@
         <w:rPr>
           <w:rFonts w:ascii="Times New Roman" w:hAnsi="Times New Roman"/>
         </w:rPr>
-        <w:t>0,333</w:t>
+        <w:t>0,323</w:t>
       </w:r>
     </w:p>
     <w:p>
@@ -2963,6 +2962,8 @@
         </w:rPr>
         <w:t>3</w:t>
       </w:r>
+      <w:bookmarkStart w:id="0" w:name="_GoBack"/>
+      <w:bookmarkEnd w:id="0"/>
     </w:p>
     <w:p>
       <w:pPr>
@@ -2971,6 +2972,14 @@
           <w:rFonts w:ascii="Times New Roman" w:hAnsi="Times New Roman"/>
         </w:rPr>
       </w:pPr>
+    </w:p>
+    <w:p>
+      <w:pPr>
+        <w:spacing w:before="0" w:beforeAutospacing="0" w:after="160" w:afterAutospacing="0" w:line="259" w:lineRule="auto"/>
+        <w:rPr>
+          <w:rFonts w:ascii="Times New Roman" w:hAnsi="Times New Roman"/>
+        </w:rPr>
+      </w:pPr>
       <w:r>
         <w:rPr>
           <w:rFonts w:ascii="Times New Roman" w:hAnsi="Times New Roman"/>
@@ -3062,6 +3071,14 @@
         </w:rPr>
         <w:t xml:space="preserve"> относит к операторам </w:t>
       </w:r>
+    </w:p>
+    <w:p>
+      <w:pPr>
+        <w:spacing w:before="0" w:beforeAutospacing="0" w:after="160" w:afterAutospacing="0" w:line="259" w:lineRule="auto"/>
+        <w:rPr>
+          <w:rFonts w:ascii="Times New Roman" w:hAnsi="Times New Roman"/>
+        </w:rPr>
+      </w:pPr>
     </w:p>
     <w:p>
       <w:pPr>
@@ -3097,9 +3114,9 @@
         </w:rPr>
         <w:lastRenderedPageBreak/>
         <w:drawing>
-          <wp:inline distT="0" distB="0" distL="0" distR="0" wp14:anchorId="382E8878" wp14:editId="27DA5EFE">
-            <wp:extent cx="3793414" cy="3611880"/>
-            <wp:effectExtent l="0" t="0" r="0" b="7620"/>
+          <wp:inline distT="0" distB="0" distL="0" distR="0" wp14:anchorId="7DB023DD" wp14:editId="6F7AD02F">
+            <wp:extent cx="5242199" cy="5037666"/>
+            <wp:effectExtent l="0" t="0" r="0" b="0"/>
             <wp:docPr id="1" name="Рисунок 1"/>
             <wp:cNvGraphicFramePr>
               <a:graphicFrameLocks xmlns:a="http://schemas.openxmlformats.org/drawingml/2006/main" noChangeAspect="1"/>
@@ -3111,27 +3128,20 @@
                     <pic:cNvPr id="1" name=""/>
                     <pic:cNvPicPr/>
                   </pic:nvPicPr>
-                  <pic:blipFill rotWithShape="1">
+                  <pic:blipFill>
                     <a:blip r:embed="rId4"/>
-                    <a:srcRect t="1864" b="1851"/>
-                    <a:stretch/>
+                    <a:stretch>
+                      <a:fillRect/>
+                    </a:stretch>
                   </pic:blipFill>
-                  <pic:spPr bwMode="auto">
+                  <pic:spPr>
                     <a:xfrm>
                       <a:off x="0" y="0"/>
-                      <a:ext cx="3833024" cy="3649594"/>
+                      <a:ext cx="5251216" cy="5046332"/>
                     </a:xfrm>
                     <a:prstGeom prst="rect">
                       <a:avLst/>
                     </a:prstGeom>
-                    <a:ln>
-                      <a:noFill/>
-                    </a:ln>
-                    <a:extLst>
-                      <a:ext uri="{53640926-AAD7-44D8-BBD7-CCE9431645EC}">
-                        <a14:shadowObscured xmlns:a14="http://schemas.microsoft.com/office/drawing/2010/main"/>
-                      </a:ext>
-                    </a:extLst>
                   </pic:spPr>
                 </pic:pic>
               </a:graphicData>
@@ -3204,25 +3214,23 @@
           <w:rFonts w:ascii="Times New Roman" w:hAnsi="Times New Roman"/>
         </w:rPr>
       </w:pPr>
-      <w:bookmarkStart w:id="0" w:name="_GoBack"/>
-      <w:r>
-        <w:rPr>
-          <w:rFonts w:ascii="Times New Roman" w:hAnsi="Times New Roman"/>
+      <w:r>
+        <w:rPr>
           <w:noProof/>
         </w:rPr>
         <w:drawing>
           <wp:anchor distT="0" distB="0" distL="114300" distR="114300" simplePos="0" relativeHeight="251658240" behindDoc="0" locked="0" layoutInCell="1" allowOverlap="1">
             <wp:simplePos x="0" y="0"/>
-            <wp:positionH relativeFrom="column">
-              <wp:posOffset>-20955</wp:posOffset>
+            <wp:positionH relativeFrom="margin">
+              <wp:align>left</wp:align>
             </wp:positionH>
             <wp:positionV relativeFrom="paragraph">
-              <wp:posOffset>360680</wp:posOffset>
+              <wp:posOffset>237067</wp:posOffset>
             </wp:positionV>
-            <wp:extent cx="5940425" cy="7677785"/>
-            <wp:effectExtent l="0" t="0" r="3175" b="0"/>
+            <wp:extent cx="5940425" cy="7562215"/>
+            <wp:effectExtent l="0" t="0" r="3175" b="635"/>
             <wp:wrapTopAndBottom/>
-            <wp:docPr id="2" name="Рисунок 2"/>
+            <wp:docPr id="3" name="Рисунок 3"/>
             <wp:cNvGraphicFramePr>
               <a:graphicFrameLocks xmlns:a="http://schemas.openxmlformats.org/drawingml/2006/main" noChangeAspect="1"/>
             </wp:cNvGraphicFramePr>
@@ -3230,7 +3238,7 @@
               <a:graphicData uri="http://schemas.openxmlformats.org/drawingml/2006/picture">
                 <pic:pic xmlns:pic="http://schemas.openxmlformats.org/drawingml/2006/picture">
                   <pic:nvPicPr>
-                    <pic:cNvPr id="2" name="алгоритм.drawio (3).png"/>
+                    <pic:cNvPr id="1" name=""/>
                     <pic:cNvPicPr/>
                   </pic:nvPicPr>
                   <pic:blipFill>
@@ -3248,7 +3256,7 @@
                   <pic:spPr>
                     <a:xfrm>
                       <a:off x="0" y="0"/>
-                      <a:ext cx="5940425" cy="7677785"/>
+                      <a:ext cx="5940425" cy="7562215"/>
                     </a:xfrm>
                     <a:prstGeom prst="rect">
                       <a:avLst/>
@@ -3260,7 +3268,6 @@
           </wp:anchor>
         </w:drawing>
       </w:r>
-      <w:bookmarkEnd w:id="0"/>
     </w:p>
     <w:p>
       <w:pPr>
